--- a/L3D-Encounter-Methodology/CiC_L3D_Facilitator_Governance_V3.6.docx
+++ b/L3D-Encounter-Methodology/CiC_L3D_Facilitator_Governance_V3.6.docx
@@ -1001,7 +1001,7 @@
         <w:spacing w:after="180"/>
       </w:pPr>
       <w:r>
-        <w:t xml:space="preserve">In Phase 1 and beyond, the full governance described in this document is active. Both transparency modes fully implemented. The three-level transparency apparatus with highlight-and-click fully operational. Turn management in all cases including complex Representative-to-Representative exchanges. Full fidelity monitoring across all Representatives with all eleven drift signals actively monitored. All triggers active. All three postures available. The known limits addressed progressively as validation is completed. This document governs fully.</w:t>
+        <w:t xml:space="preserve">In Phase 1 and beyond, the full governance described in this document is active. Both transparency modes fully implemented. The three-level transparency apparatus with highlight-and-click fully operational. Turn management in all cases including complex Representative-to-Representative exchanges. Full fidelity monitoring across all Representatives with all eleven drift signals actively monitored. All triggers active. All three postures available. The known limits addressed progressively as validation is completed. This document governs fully. The authoritative registry and count of machine-emitted drift-signal types lives in the operational parameters file (cic-poc/backend/wrs/parameters.yaml, drift_signal_count_emitted); the six-plus-five taxonomy in this document is its teaching structure, and where the counts differ, the parameters file is the current one.</w:t>
       </w:r>
     </w:p>
     <w:p>
